--- a/docs/Pack_Aliado_Gabriel_Barrios/docx/09_Guia_Reunion.docx
+++ b/docs/Pack_Aliado_Gabriel_Barrios/docx/09_Guia_Reunion.docx
@@ -111,6 +111,24 @@
         <w:rPr>
           <w:b/>
         </w:rPr>
+        <w:t>Fase 0 ~33.835 USD</w:t>
+      </w:r>
+      <w:r>
+        <w:t xml:space="preserve">, </w:t>
+      </w:r>
+      <w:r>
+        <w:rPr>
+          <w:b/>
+        </w:rPr>
+        <w:t>caja Day-D ~78.153</w:t>
+      </w:r>
+      <w:r>
+        <w:t xml:space="preserve">, </w:t>
+      </w:r>
+      <w:r>
+        <w:rPr>
+          <w:b/>
+        </w:rPr>
         <w:t>~28 farmacias activas antes del lanzamiento</w:t>
       </w:r>
       <w:r>
@@ -130,6 +148,15 @@
           <w:b/>
         </w:rPr>
         <w:t>~159 al mes 12</w:t>
+      </w:r>
+      <w:r>
+        <w:t xml:space="preserve"> con </w:t>
+      </w:r>
+      <w:r>
+        <w:rPr>
+          <w:b/>
+        </w:rPr>
+        <w:t>caja M12 ~40.831</w:t>
       </w:r>
       <w:r>
         <w:t>. Queremos tu lectura de mercado, red local y riesgos — no un cheque en esta primera mesa.</w:t>
@@ -390,7 +417,7 @@
         <w:t>Capital de referencia del piloto:</w:t>
       </w:r>
       <w:r>
-        <w:t xml:space="preserve"> ~112 k USD (escenario Lean) — solo como contexto de viabilidad, no como ask a Gabriel por defecto.</w:t>
+        <w:t xml:space="preserve"> ~112 k USD (escenario Lean, SAFE cap 600k) — solo como contexto de viabilidad, no como ask a Gabriel por defecto.</w:t>
       </w:r>
     </w:p>
     <w:p>
@@ -609,6 +636,62 @@
                 <w:sz w:val="20"/>
               </w:rPr>
               <w:t>Su modelo exige comisión alta al farmacéutico; el nuestro es SaaS + marketplace con margen acotado.</w:t>
+            </w:r>
+          </w:p>
+        </w:tc>
+      </w:tr>
+      <w:tr>
+        <w:tc>
+          <w:tcPr>
+            <w:tcW w:type="dxa" w:w="4320"/>
+          </w:tcPr>
+          <w:p>
+            <w:r>
+              <w:rPr>
+                <w:sz w:val="20"/>
+              </w:rPr>
+              <w:t>¿Cuánto capital y para qué?</w:t>
+            </w:r>
+          </w:p>
+        </w:tc>
+        <w:tc>
+          <w:tcPr>
+            <w:tcW w:type="dxa" w:w="4320"/>
+          </w:tcPr>
+          <w:p>
+            <w:r>
+              <w:rPr>
+                <w:sz w:val="20"/>
+              </w:rPr>
+              <w:t>**~112k Lean**: Fase 0 **~34k**, operación 12 meses, reserva mínima; **caja M12 ~41k**, **LTV/CAC ~7,2×**.</w:t>
+            </w:r>
+          </w:p>
+        </w:tc>
+      </w:tr>
+      <w:tr>
+        <w:tc>
+          <w:tcPr>
+            <w:tcW w:type="dxa" w:w="4320"/>
+          </w:tcPr>
+          <w:p>
+            <w:r>
+              <w:rPr>
+                <w:sz w:val="20"/>
+              </w:rPr>
+              <w:t>¿El producto está listo?</w:t>
+            </w:r>
+          </w:p>
+        </w:tc>
+        <w:tc>
+          <w:tcPr>
+            <w:tcW w:type="dxa" w:w="4320"/>
+          </w:tcPr>
+          <w:p>
+            <w:r>
+              <w:rPr>
+                <w:sz w:val="20"/>
+              </w:rPr>
+              <w:t>Staging/VPS hoy; tiendas **T+7–12** Fase 0; suite de pruebas backend verificada (re-ejecutar antes de demo formal).</w:t>
             </w:r>
           </w:p>
         </w:tc>
@@ -930,7 +1013,7 @@
               <w:rPr>
                 <w:sz w:val="20"/>
               </w:rPr>
-              <w:t>Fase 0 ~34 k USD; casi equilibrio operativo hacia M12; LTV/CAC ~7,2× (ARPF ~50 USD)</w:t>
+              <w:t>Fase 0 ~33,8 k; casi equilibrio operativo hacia M12; LTV/CAC ~7,2× (ARPF ~50 USD)</w:t>
             </w:r>
           </w:p>
         </w:tc>
@@ -1215,7 +1298,7 @@
         <w:pStyle w:val="Heading2"/>
       </w:pPr>
       <w:r>
-        <w:t>Ejecución</w:t>
+        <w:t>Ejecución y finanzas</w:t>
       </w:r>
     </w:p>
     <w:p>
@@ -1289,6 +1372,293 @@
     </w:p>
     <w:p>
       <w:r>
+        <w:t xml:space="preserve">- Burn promedio </w:t>
+      </w:r>
+      <w:r>
+        <w:rPr>
+          <w:b/>
+        </w:rPr>
+        <w:t>~8.108 USD/mes</w:t>
+      </w:r>
+      <w:r>
+        <w:t xml:space="preserve">; ingresos M12 </w:t>
+      </w:r>
+      <w:r>
+        <w:rPr>
+          <w:b/>
+        </w:rPr>
+        <w:t>~7.950</w:t>
+      </w:r>
+      <w:r>
+        <w:t xml:space="preserve"> vs burn </w:t>
+      </w:r>
+      <w:r>
+        <w:rPr>
+          <w:b/>
+        </w:rPr>
+        <w:t>~7.980</w:t>
+      </w:r>
+      <w:r>
+        <w:t xml:space="preserve"> → casi equilibrio.</w:t>
+      </w:r>
+    </w:p>
+    <w:p>
+      <w:pPr>
+        <w:pStyle w:val="Heading2"/>
+      </w:pPr>
+      <w:r>
+        <w:t>Escenarios de capital (solo si pregunta por inversión)</w:t>
+      </w:r>
+    </w:p>
+    <w:tbl>
+      <w:tblPr>
+        <w:tblStyle w:val="TableGrid"/>
+        <w:tblW w:type="auto" w:w="0"/>
+        <w:tblLook w:firstColumn="1" w:firstRow="1" w:lastColumn="0" w:lastRow="0" w:noHBand="0" w:noVBand="1" w:val="04A0"/>
+      </w:tblPr>
+      <w:tblGrid>
+        <w:gridCol w:w="2160"/>
+        <w:gridCol w:w="2160"/>
+        <w:gridCol w:w="2160"/>
+        <w:gridCol w:w="2160"/>
+      </w:tblGrid>
+      <w:tr>
+        <w:tc>
+          <w:tcPr>
+            <w:tcW w:type="dxa" w:w="2160"/>
+            <w:shd w:fill="1E2A5A"/>
+          </w:tcPr>
+          <w:p>
+            <w:r>
+              <w:rPr>
+                <w:b/>
+                <w:color w:val="FFFFFF"/>
+                <w:sz w:val="20"/>
+              </w:rPr>
+              <w:t>Tier</w:t>
+            </w:r>
+          </w:p>
+        </w:tc>
+        <w:tc>
+          <w:tcPr>
+            <w:tcW w:type="dxa" w:w="2160"/>
+            <w:shd w:fill="1E2A5A"/>
+          </w:tcPr>
+          <w:p>
+            <w:r>
+              <w:rPr>
+                <w:b/>
+                <w:color w:val="FFFFFF"/>
+                <w:sz w:val="20"/>
+              </w:rPr>
+              <w:t>Capital</w:t>
+            </w:r>
+          </w:p>
+        </w:tc>
+        <w:tc>
+          <w:tcPr>
+            <w:tcW w:type="dxa" w:w="2160"/>
+            <w:shd w:fill="1E2A5A"/>
+          </w:tcPr>
+          <w:p>
+            <w:r>
+              <w:rPr>
+                <w:b/>
+                <w:color w:val="FFFFFF"/>
+                <w:sz w:val="20"/>
+              </w:rPr>
+              <w:t>Cap SAFE</w:t>
+            </w:r>
+          </w:p>
+        </w:tc>
+        <w:tc>
+          <w:tcPr>
+            <w:tcW w:type="dxa" w:w="2160"/>
+            <w:shd w:fill="1E2A5A"/>
+          </w:tcPr>
+          <w:p>
+            <w:r>
+              <w:rPr>
+                <w:b/>
+                <w:color w:val="FFFFFF"/>
+                <w:sz w:val="20"/>
+              </w:rPr>
+              <w:t>Equity ref.</w:t>
+            </w:r>
+          </w:p>
+        </w:tc>
+      </w:tr>
+      <w:tr>
+        <w:tc>
+          <w:tcPr>
+            <w:tcW w:type="dxa" w:w="2160"/>
+          </w:tcPr>
+          <w:p>
+            <w:r>
+              <w:rPr>
+                <w:sz w:val="20"/>
+              </w:rPr>
+              <w:t>**Lean**</w:t>
+            </w:r>
+          </w:p>
+        </w:tc>
+        <w:tc>
+          <w:tcPr>
+            <w:tcW w:type="dxa" w:w="2160"/>
+          </w:tcPr>
+          <w:p>
+            <w:r>
+              <w:rPr>
+                <w:sz w:val="20"/>
+              </w:rPr>
+              <w:t>~112k</w:t>
+            </w:r>
+          </w:p>
+        </w:tc>
+        <w:tc>
+          <w:tcPr>
+            <w:tcW w:type="dxa" w:w="2160"/>
+          </w:tcPr>
+          <w:p>
+            <w:r>
+              <w:rPr>
+                <w:sz w:val="20"/>
+              </w:rPr>
+              <w:t>600k</w:t>
+            </w:r>
+          </w:p>
+        </w:tc>
+        <w:tc>
+          <w:tcPr>
+            <w:tcW w:type="dxa" w:w="2160"/>
+          </w:tcPr>
+          <w:p>
+            <w:r>
+              <w:rPr>
+                <w:sz w:val="20"/>
+              </w:rPr>
+              <w:t>~18,66%</w:t>
+            </w:r>
+          </w:p>
+        </w:tc>
+      </w:tr>
+      <w:tr>
+        <w:tc>
+          <w:tcPr>
+            <w:tcW w:type="dxa" w:w="2160"/>
+          </w:tcPr>
+          <w:p>
+            <w:r>
+              <w:rPr>
+                <w:sz w:val="20"/>
+              </w:rPr>
+              <w:t>Base</w:t>
+            </w:r>
+          </w:p>
+        </w:tc>
+        <w:tc>
+          <w:tcPr>
+            <w:tcW w:type="dxa" w:w="2160"/>
+          </w:tcPr>
+          <w:p>
+            <w:r>
+              <w:rPr>
+                <w:sz w:val="20"/>
+              </w:rPr>
+              <w:t>~157k</w:t>
+            </w:r>
+          </w:p>
+        </w:tc>
+        <w:tc>
+          <w:tcPr>
+            <w:tcW w:type="dxa" w:w="2160"/>
+          </w:tcPr>
+          <w:p>
+            <w:r>
+              <w:rPr>
+                <w:sz w:val="20"/>
+              </w:rPr>
+              <w:t>~913k</w:t>
+            </w:r>
+          </w:p>
+        </w:tc>
+        <w:tc>
+          <w:tcPr>
+            <w:tcW w:type="dxa" w:w="2160"/>
+          </w:tcPr>
+          <w:p>
+            <w:r>
+              <w:rPr>
+                <w:sz w:val="20"/>
+              </w:rPr>
+              <w:t>~17,23%</w:t>
+            </w:r>
+          </w:p>
+        </w:tc>
+      </w:tr>
+      <w:tr>
+        <w:tc>
+          <w:tcPr>
+            <w:tcW w:type="dxa" w:w="2160"/>
+          </w:tcPr>
+          <w:p>
+            <w:r>
+              <w:rPr>
+                <w:sz w:val="20"/>
+              </w:rPr>
+              <w:t>Growth</w:t>
+            </w:r>
+          </w:p>
+        </w:tc>
+        <w:tc>
+          <w:tcPr>
+            <w:tcW w:type="dxa" w:w="2160"/>
+          </w:tcPr>
+          <w:p>
+            <w:r>
+              <w:rPr>
+                <w:sz w:val="20"/>
+              </w:rPr>
+              <w:t>~187k</w:t>
+            </w:r>
+          </w:p>
+        </w:tc>
+        <w:tc>
+          <w:tcPr>
+            <w:tcW w:type="dxa" w:w="2160"/>
+          </w:tcPr>
+          <w:p>
+            <w:r>
+              <w:rPr>
+                <w:sz w:val="20"/>
+              </w:rPr>
+              <w:t>~1,2M</w:t>
+            </w:r>
+          </w:p>
+        </w:tc>
+        <w:tc>
+          <w:tcPr>
+            <w:tcW w:type="dxa" w:w="2160"/>
+          </w:tcPr>
+          <w:p>
+            <w:r>
+              <w:rPr>
+                <w:sz w:val="20"/>
+              </w:rPr>
+              <w:t>~15,55%</w:t>
+            </w:r>
+          </w:p>
+        </w:tc>
+      </w:tr>
+    </w:tbl>
+    <w:p/>
+    <w:p>
+      <w:r>
+        <w:t>No presentar esto como ask a Gabriel salvo que él lo abra.</w:t>
+      </w:r>
+    </w:p>
+    <w:p>
+      <w:r>
         <w:t>────────────────────────────────────────</w:t>
       </w:r>
     </w:p>
@@ -1357,6 +1727,43 @@
       </w:r>
     </w:p>
     <w:p>
+      <w:pPr>
+        <w:pStyle w:val="Heading2"/>
+      </w:pPr>
+      <w:r>
+        <w:t>Próximos pasos genéricos (si hay química)</w:t>
+      </w:r>
+    </w:p>
+    <w:p>
+      <w:r>
+        <w:t>- Email de seguimiento en 24 h con resumen de la conversación.</w:t>
+      </w:r>
+    </w:p>
+    <w:p>
+      <w:r>
+        <w:t>- Compartir pack completo si aún no lo tiene.</w:t>
+      </w:r>
+    </w:p>
+    <w:p>
+      <w:r>
+        <w:t>- Segunda sesión en 7–10 días: profundizar en `11_Propuesta_Farmacia.md` y `18_Guia_Modelo_Financiero.md`.</w:t>
+      </w:r>
+    </w:p>
+    <w:p>
+      <w:r>
+        <w:t xml:space="preserve">- Si Gabriel conoce farmacias: acordar </w:t>
+      </w:r>
+      <w:r>
+        <w:rPr>
+          <w:b/>
+        </w:rPr>
+        <w:t>2–3 intros discovery</w:t>
+      </w:r>
+      <w:r>
+        <w:t xml:space="preserve"> sin compromiso comercial (entrevistas mom-test de pricing).</w:t>
+      </w:r>
+    </w:p>
+    <w:p>
       <w:r>
         <w:t>────────────────────────────────────────</w:t>
       </w:r>
@@ -1366,7 +1773,7 @@
         <w:pStyle w:val="Heading1"/>
       </w:pPr>
       <w:r>
-        <w:t>Qué revisar juntos</w:t>
+        <w:t>Qué nos gustaría que revises, Gabriel</w:t>
       </w:r>
     </w:p>
     <w:p>
@@ -1440,40 +1847,472 @@
         <w:t>Curva ~40 M1 → ~159 M12:</w:t>
       </w:r>
       <w:r>
-        <w:t xml:space="preserve"> ¿coherente con tu experiencia en retail o servicios locales?</w:t>
-      </w:r>
-    </w:p>
-    <w:p>
-      <w:r>
-        <w:t xml:space="preserve">5. </w:t>
-      </w:r>
-      <w:r>
-        <w:rPr>
-          <w:b/>
-        </w:rPr>
-        <w:t>Partners logísticos y farmacéuticos:</w:t>
-      </w:r>
-      <w:r>
-        <w:t xml:space="preserve"> ¿conoces empresas de delivery o contactos MPPS que debamos incluir en Fase 0?</w:t>
-      </w:r>
-    </w:p>
-    <w:p>
-      <w:r>
-        <w:t xml:space="preserve">6. </w:t>
-      </w:r>
-      <w:r>
-        <w:rPr>
-          <w:b/>
-        </w:rPr>
-        <w:t>Riesgos que no estamos viendo:</w:t>
-      </w:r>
-      <w:r>
-        <w:t xml:space="preserve"> regulación, competencia, adopción paciente, inflación operativa.</w:t>
+        <w:t xml:space="preserve"> ¿coherente con tu experiencia en retail o servicios locales en Carabobo?</w:t>
       </w:r>
     </w:p>
     <w:p>
       <w:r>
         <w:t>Documentos hermanos útiles para la segunda sesión: `10_Plan_Lanzamiento.md`, `11_Propuesta_Farmacia.md`, `18_Guia_Modelo_Financiero.md`.</w:t>
+      </w:r>
+    </w:p>
+    <w:p>
+      <w:r>
+        <w:t>────────────────────────────────────────</w:t>
+      </w:r>
+    </w:p>
+    <w:p>
+      <w:pPr>
+        <w:pStyle w:val="Heading1"/>
+      </w:pPr>
+      <w:r>
+        <w:t>Preguntas frecuentes (si la conversación se alarga)</w:t>
+      </w:r>
+    </w:p>
+    <w:p>
+      <w:pPr>
+        <w:pStyle w:val="Heading2"/>
+      </w:pPr>
+      <w:r>
+        <w:t>Sobre el modelo</w:t>
+      </w:r>
+    </w:p>
+    <w:tbl>
+      <w:tblPr>
+        <w:tblStyle w:val="TableGrid"/>
+        <w:tblW w:type="auto" w:w="0"/>
+        <w:tblLook w:firstColumn="1" w:firstRow="1" w:lastColumn="0" w:lastRow="0" w:noHBand="0" w:noVBand="1" w:val="04A0"/>
+      </w:tblPr>
+      <w:tblGrid>
+        <w:gridCol w:w="4320"/>
+        <w:gridCol w:w="4320"/>
+      </w:tblGrid>
+      <w:tr>
+        <w:tc>
+          <w:tcPr>
+            <w:tcW w:type="dxa" w:w="4320"/>
+            <w:shd w:fill="1E2A5A"/>
+          </w:tcPr>
+          <w:p>
+            <w:r>
+              <w:rPr>
+                <w:b/>
+                <w:color w:val="FFFFFF"/>
+                <w:sz w:val="20"/>
+              </w:rPr>
+              <w:t>Pregunta</w:t>
+            </w:r>
+          </w:p>
+        </w:tc>
+        <w:tc>
+          <w:tcPr>
+            <w:tcW w:type="dxa" w:w="4320"/>
+            <w:shd w:fill="1E2A5A"/>
+          </w:tcPr>
+          <w:p>
+            <w:r>
+              <w:rPr>
+                <w:b/>
+                <w:color w:val="FFFFFF"/>
+                <w:sz w:val="20"/>
+              </w:rPr>
+              <w:t>Respuesta corta</w:t>
+            </w:r>
+          </w:p>
+        </w:tc>
+      </w:tr>
+      <w:tr>
+        <w:tc>
+          <w:tcPr>
+            <w:tcW w:type="dxa" w:w="4320"/>
+          </w:tcPr>
+          <w:p>
+            <w:r>
+              <w:rPr>
+                <w:sz w:val="20"/>
+              </w:rPr>
+              <w:t>¿Por qué híbrido fija + % y no solo comisión?</w:t>
+            </w:r>
+          </w:p>
+        </w:tc>
+        <w:tc>
+          <w:tcPr>
+            <w:tcW w:type="dxa" w:w="4320"/>
+          </w:tcPr>
+          <w:p>
+            <w:r>
+              <w:rPr>
+                <w:sz w:val="20"/>
+              </w:rPr>
+              <w:t>Take-rate total muy inferior al 20–30% GMV de PedidosYa; la fija da piso predecible.</w:t>
+            </w:r>
+          </w:p>
+        </w:tc>
+      </w:tr>
+      <w:tr>
+        <w:tc>
+          <w:tcPr>
+            <w:tcW w:type="dxa" w:w="4320"/>
+          </w:tcPr>
+          <w:p>
+            <w:r>
+              <w:rPr>
+                <w:sz w:val="20"/>
+              </w:rPr>
+              <w:t>¿Cuánto paga la farmacia?</w:t>
+            </w:r>
+          </w:p>
+        </w:tc>
+        <w:tc>
+          <w:tcPr>
+            <w:tcW w:type="dxa" w:w="4320"/>
+          </w:tcPr>
+          <w:p>
+            <w:r>
+              <w:rPr>
+                <w:sz w:val="20"/>
+              </w:rPr>
+              <w:t>**25/40/55 + % GMV** según volumen; ejemplo Pro 5k GMV → **~80 USD/mes**.</w:t>
+            </w:r>
+          </w:p>
+        </w:tc>
+      </w:tr>
+      <w:tr>
+        <w:tc>
+          <w:tcPr>
+            <w:tcW w:type="dxa" w:w="4320"/>
+          </w:tcPr>
+          <w:p>
+            <w:r>
+              <w:rPr>
+                <w:sz w:val="20"/>
+              </w:rPr>
+              <w:t>¿Y el repartidor?</w:t>
+            </w:r>
+          </w:p>
+        </w:tc>
+        <w:tc>
+          <w:tcPr>
+            <w:tcW w:type="dxa" w:w="4320"/>
+          </w:tcPr>
+          <w:p>
+            <w:r>
+              <w:rPr>
+                <w:sz w:val="20"/>
+              </w:rPr>
+              <w:t>El paciente paga envío a la **empresa partner**; Zonix cobra fee B2B al partner, no al agente.</w:t>
+            </w:r>
+          </w:p>
+        </w:tc>
+      </w:tr>
+    </w:tbl>
+    <w:p/>
+    <w:p>
+      <w:pPr>
+        <w:pStyle w:val="Heading2"/>
+      </w:pPr>
+      <w:r>
+        <w:t>Sobre finanzas y capital</w:t>
+      </w:r>
+    </w:p>
+    <w:tbl>
+      <w:tblPr>
+        <w:tblStyle w:val="TableGrid"/>
+        <w:tblW w:type="auto" w:w="0"/>
+        <w:tblLook w:firstColumn="1" w:firstRow="1" w:lastColumn="0" w:lastRow="0" w:noHBand="0" w:noVBand="1" w:val="04A0"/>
+      </w:tblPr>
+      <w:tblGrid>
+        <w:gridCol w:w="4320"/>
+        <w:gridCol w:w="4320"/>
+      </w:tblGrid>
+      <w:tr>
+        <w:tc>
+          <w:tcPr>
+            <w:tcW w:type="dxa" w:w="4320"/>
+            <w:shd w:fill="1E2A5A"/>
+          </w:tcPr>
+          <w:p>
+            <w:r>
+              <w:rPr>
+                <w:b/>
+                <w:color w:val="FFFFFF"/>
+                <w:sz w:val="20"/>
+              </w:rPr>
+              <w:t>Pregunta</w:t>
+            </w:r>
+          </w:p>
+        </w:tc>
+        <w:tc>
+          <w:tcPr>
+            <w:tcW w:type="dxa" w:w="4320"/>
+            <w:shd w:fill="1E2A5A"/>
+          </w:tcPr>
+          <w:p>
+            <w:r>
+              <w:rPr>
+                <w:b/>
+                <w:color w:val="FFFFFF"/>
+                <w:sz w:val="20"/>
+              </w:rPr>
+              <w:t>Respuesta corta</w:t>
+            </w:r>
+          </w:p>
+        </w:tc>
+      </w:tr>
+      <w:tr>
+        <w:tc>
+          <w:tcPr>
+            <w:tcW w:type="dxa" w:w="4320"/>
+          </w:tcPr>
+          <w:p>
+            <w:r>
+              <w:rPr>
+                <w:sz w:val="20"/>
+              </w:rPr>
+              <w:t>¿Por qué ~112k?</w:t>
+            </w:r>
+          </w:p>
+        </w:tc>
+        <w:tc>
+          <w:tcPr>
+            <w:tcW w:type="dxa" w:w="4320"/>
+          </w:tcPr>
+          <w:p>
+            <w:r>
+              <w:rPr>
+                <w:sz w:val="20"/>
+              </w:rPr>
+              <w:t>Fase 0 **~33,8k** + operación 12 meses + reserva; **4× Sales**, Co-CEO, dev junior, HQ Carabobo.</w:t>
+            </w:r>
+          </w:p>
+        </w:tc>
+      </w:tr>
+      <w:tr>
+        <w:tc>
+          <w:tcPr>
+            <w:tcW w:type="dxa" w:w="4320"/>
+          </w:tcPr>
+          <w:p>
+            <w:r>
+              <w:rPr>
+                <w:sz w:val="20"/>
+              </w:rPr>
+              <w:t>¿Equilibrio cuándo?</w:t>
+            </w:r>
+          </w:p>
+        </w:tc>
+        <w:tc>
+          <w:tcPr>
+            <w:tcW w:type="dxa" w:w="4320"/>
+          </w:tcPr>
+          <w:p>
+            <w:r>
+              <w:rPr>
+                <w:sz w:val="20"/>
+              </w:rPr>
+              <w:t>Casi **M12** con **~159 activas** y ARPF **~50**; burn **~7.980** vs ingresos **~7.950**.</w:t>
+            </w:r>
+          </w:p>
+        </w:tc>
+      </w:tr>
+      <w:tr>
+        <w:tc>
+          <w:tcPr>
+            <w:tcW w:type="dxa" w:w="4320"/>
+          </w:tcPr>
+          <w:p>
+            <w:r>
+              <w:rPr>
+                <w:sz w:val="20"/>
+              </w:rPr>
+              <w:t>¿LTV/CAC?</w:t>
+            </w:r>
+          </w:p>
+        </w:tc>
+        <w:tc>
+          <w:tcPr>
+            <w:tcW w:type="dxa" w:w="4320"/>
+          </w:tcPr>
+          <w:p>
+            <w:r>
+              <w:rPr>
+                <w:sz w:val="20"/>
+              </w:rPr>
+              <w:t>**~7,2×** con CAC **139** y LTV **1.000** — placeholder hasta GMV real.</w:t>
+            </w:r>
+          </w:p>
+        </w:tc>
+      </w:tr>
+    </w:tbl>
+    <w:p/>
+    <w:p>
+      <w:pPr>
+        <w:pStyle w:val="Heading2"/>
+      </w:pPr>
+      <w:r>
+        <w:t>Sobre legal y Rx</w:t>
+      </w:r>
+    </w:p>
+    <w:tbl>
+      <w:tblPr>
+        <w:tblStyle w:val="TableGrid"/>
+        <w:tblW w:type="auto" w:w="0"/>
+        <w:tblLook w:firstColumn="1" w:firstRow="1" w:lastColumn="0" w:lastRow="0" w:noHBand="0" w:noVBand="1" w:val="04A0"/>
+      </w:tblPr>
+      <w:tblGrid>
+        <w:gridCol w:w="4320"/>
+        <w:gridCol w:w="4320"/>
+      </w:tblGrid>
+      <w:tr>
+        <w:tc>
+          <w:tcPr>
+            <w:tcW w:type="dxa" w:w="4320"/>
+            <w:shd w:fill="1E2A5A"/>
+          </w:tcPr>
+          <w:p>
+            <w:r>
+              <w:rPr>
+                <w:b/>
+                <w:color w:val="FFFFFF"/>
+                <w:sz w:val="20"/>
+              </w:rPr>
+              <w:t>Pregunta</w:t>
+            </w:r>
+          </w:p>
+        </w:tc>
+        <w:tc>
+          <w:tcPr>
+            <w:tcW w:type="dxa" w:w="4320"/>
+            <w:shd w:fill="1E2A5A"/>
+          </w:tcPr>
+          <w:p>
+            <w:r>
+              <w:rPr>
+                <w:b/>
+                <w:color w:val="FFFFFF"/>
+                <w:sz w:val="20"/>
+              </w:rPr>
+              <w:t>Respuesta corta</w:t>
+            </w:r>
+          </w:p>
+        </w:tc>
+      </w:tr>
+      <w:tr>
+        <w:tc>
+          <w:tcPr>
+            <w:tcW w:type="dxa" w:w="4320"/>
+          </w:tcPr>
+          <w:p>
+            <w:r>
+              <w:rPr>
+                <w:sz w:val="20"/>
+              </w:rPr>
+              <w:t>¿Quién valida la receta?</w:t>
+            </w:r>
+          </w:p>
+        </w:tc>
+        <w:tc>
+          <w:tcPr>
+            <w:tcW w:type="dxa" w:w="4320"/>
+          </w:tcPr>
+          <w:p>
+            <w:r>
+              <w:rPr>
+                <w:sz w:val="20"/>
+              </w:rPr>
+              <w:t>El **farmacéutico colegiado de la farmacia**, no Zonix.</w:t>
+            </w:r>
+          </w:p>
+        </w:tc>
+      </w:tr>
+      <w:tr>
+        <w:tc>
+          <w:tcPr>
+            <w:tcW w:type="dxa" w:w="4320"/>
+          </w:tcPr>
+          <w:p>
+            <w:r>
+              <w:rPr>
+                <w:sz w:val="20"/>
+              </w:rPr>
+              <w:t>¿SAFE enforceable?</w:t>
+            </w:r>
+          </w:p>
+        </w:tc>
+        <w:tc>
+          <w:tcPr>
+            <w:tcW w:type="dxa" w:w="4320"/>
+          </w:tcPr>
+          <w:p>
+            <w:r>
+              <w:rPr>
+                <w:sz w:val="20"/>
+              </w:rPr>
+              <w:t>Template YC adaptado por abogado VE; cap **600k**, **~18,66%** ref. Lean.</w:t>
+            </w:r>
+          </w:p>
+        </w:tc>
+      </w:tr>
+      <w:tr>
+        <w:tc>
+          <w:tcPr>
+            <w:tcW w:type="dxa" w:w="4320"/>
+          </w:tcPr>
+          <w:p>
+            <w:r>
+              <w:rPr>
+                <w:sz w:val="20"/>
+              </w:rPr>
+              <w:t>¿Datos de salud?</w:t>
+            </w:r>
+          </w:p>
+        </w:tc>
+        <w:tc>
+          <w:tcPr>
+            <w:tcW w:type="dxa" w:w="4320"/>
+          </w:tcPr>
+          <w:p>
+            <w:r>
+              <w:rPr>
+                <w:sz w:val="20"/>
+              </w:rPr>
+              <w:t>Consentimiento explícito; textos en borrador hasta abogado pre-Day-D.</w:t>
+            </w:r>
+          </w:p>
+        </w:tc>
+      </w:tr>
+    </w:tbl>
+    <w:p/>
+    <w:p>
+      <w:r>
+        <w:t>────────────────────────────────────────</w:t>
+      </w:r>
+    </w:p>
+    <w:p>
+      <w:pPr>
+        <w:pStyle w:val="Heading1"/>
+      </w:pPr>
+      <w:r>
+        <w:t>Qué NO prometer en esta reunión</w:t>
+      </w:r>
+    </w:p>
+    <w:p>
+      <w:r>
+        <w:t>- No garantizar número de pedidos a una farmacia individual.</w:t>
+      </w:r>
+    </w:p>
+    <w:p>
+      <w:r>
+        <w:t>- No firmar exclusividad con Morr ni con ningún aliado en la primera cita.</w:t>
+      </w:r>
+    </w:p>
+    <w:p>
+      <w:r>
+        <w:t>- No presentar T&amp;C o SAFE como versión legal final sin sello de abogado.</w:t>
+      </w:r>
+    </w:p>
+    <w:p>
+      <w:r>
+        <w:t>- No cambiar cifras del pack (ARPF, CAC, curva) en vivo sin decisión founder.</w:t>
       </w:r>
     </w:p>
     <w:p>

--- a/docs/Pack_Aliado_Gabriel_Barrios/docx/09_Guia_Reunion.docx
+++ b/docs/Pack_Aliado_Gabriel_Barrios/docx/09_Guia_Reunion.docx
@@ -79,10 +79,10 @@
         <w:rPr>
           <w:b/>
         </w:rPr>
-        <w:t>cuota 25 / 40 / 55 USD + un % moderado sobre GMV</w:t>
+        <w:t>cuota 45 / 60 / 70 USD + %GMV 8 / 7 / 5</w:t>
       </w:r>
       <w:r>
-        <w:t xml:space="preserve"> — muy por debajo de PedidosYa (~20–30 % del ticket).</w:t>
+        <w:t xml:space="preserve"> según banda — muy por debajo de PedidosYa (~20–30 % del ticket).</w:t>
       </w:r>
     </w:p>
     <w:p>
@@ -111,7 +111,7 @@
         <w:rPr>
           <w:b/>
         </w:rPr>
-        <w:t>Fase 0 ~33.835 USD</w:t>
+        <w:t>Fase 0 ~50.260 USD</w:t>
       </w:r>
       <w:r>
         <w:t xml:space="preserve">, </w:t>
@@ -120,7 +120,7 @@
         <w:rPr>
           <w:b/>
         </w:rPr>
-        <w:t>caja Day-D ~78.153</w:t>
+        <w:t>caja Day-D ~187.152</w:t>
       </w:r>
       <w:r>
         <w:t xml:space="preserve">, </w:t>
@@ -156,7 +156,7 @@
         <w:rPr>
           <w:b/>
         </w:rPr>
-        <w:t>caja M12 ~40.831</w:t>
+        <w:t>caja M12 ~246.231</w:t>
       </w:r>
       <w:r>
         <w:t>. Queremos tu lectura de mercado, red local y riesgos — no un cheque en esta primera mesa.</w:t>
@@ -417,7 +417,16 @@
         <w:t>Capital de referencia del piloto:</w:t>
       </w:r>
       <w:r>
-        <w:t xml:space="preserve"> ~112 k USD (escenario Lean, SAFE cap 600k) — solo como contexto de viabilidad, no como ask a Gabriel por defecto.</w:t>
+        <w:t xml:space="preserve"> </w:t>
+      </w:r>
+      <w:r>
+        <w:rPr>
+          <w:b/>
+        </w:rPr>
+        <w:t>USD 237.412</w:t>
+      </w:r>
+      <w:r>
+        <w:t xml:space="preserve"> (Lean Excel v4, SAFE cap 600k, equity ~39,57%) — solo como contexto de viabilidad, no como ask a Gabriel por defecto.</w:t>
       </w:r>
     </w:p>
     <w:p>
@@ -579,7 +588,7 @@
               <w:rPr>
                 <w:sz w:val="20"/>
               </w:rPr>
-              <w:t>Take-rate total **25/40/55 + % GMV** vs **20–30 %** de agregadores sobre el mismo volumen.</w:t>
+              <w:t>Take-rate total **45/60/70 + %GMV 8/7/5** vs **20–30 %** de agregadores sobre el mismo volumen.</w:t>
             </w:r>
           </w:p>
         </w:tc>
@@ -663,7 +672,7 @@
               <w:rPr>
                 <w:sz w:val="20"/>
               </w:rPr>
-              <w:t>**~112k Lean**: Fase 0 **~34k**, operación 12 meses, reserva mínima; **caja M12 ~41k**, **LTV/CAC ~7,2×**.</w:t>
+              <w:t>**237.412 Lean**: Fase 0 **50.260** (Fase 0), operación 12 meses, reserva mínima; cash M12 **246.231**, **LTV/CAC ~7,5×**.</w:t>
             </w:r>
           </w:p>
         </w:tc>
@@ -890,7 +899,7 @@
               <w:rPr>
                 <w:sz w:val="20"/>
               </w:rPr>
-              <w:t>Marketplace + Rx + pagos Venezuela; **cuota 25/40/55 + % GMV**; sin flota propia</w:t>
+              <w:t>Marketplace + Rx + pagos Venezuela; **cuota 45/60/70 + %GMV 8/7/5**; sin flota propia</w:t>
             </w:r>
           </w:p>
         </w:tc>
@@ -1013,7 +1022,7 @@
               <w:rPr>
                 <w:sz w:val="20"/>
               </w:rPr>
-              <w:t>Fase 0 ~33,8 k; casi equilibrio operativo hacia M12; LTV/CAC ~7,2× (ARPF ~50 USD)</w:t>
+              <w:t>Fase 0 **50.260**; BE FCF **M5**; cash M12 **246.231**; LTV/CAC ~7,5× (ARPF ~52)</w:t>
             </w:r>
           </w:p>
         </w:tc>
@@ -1164,7 +1173,7 @@
         <w:rPr>
           <w:b/>
         </w:rPr>
-        <w:t>Híbrido fija + % GMV:</w:t>
+        <w:t>Híbrido fija + % GMV (esc.1 Excel v4):</w:t>
       </w:r>
       <w:r>
         <w:t xml:space="preserve"> Basic </w:t>
@@ -1173,7 +1182,7 @@
         <w:rPr>
           <w:b/>
         </w:rPr>
-        <w:t>25 + 0,60 %</w:t>
+        <w:t>45 + 8 %</w:t>
       </w:r>
       <w:r>
         <w:t xml:space="preserve"> · Pro </w:t>
@@ -1182,7 +1191,7 @@
         <w:rPr>
           <w:b/>
         </w:rPr>
-        <w:t>40 + 0,80 %</w:t>
+        <w:t>60 + 7 %</w:t>
       </w:r>
       <w:r>
         <w:t xml:space="preserve"> · Enterprise </w:t>
@@ -1191,7 +1200,7 @@
         <w:rPr>
           <w:b/>
         </w:rPr>
-        <w:t>55 + 1,00 %</w:t>
+        <w:t>70 + 5 %</w:t>
       </w:r>
       <w:r>
         <w:t xml:space="preserve"> (bandas por GMV mensual del RIF).</w:t>
@@ -1214,7 +1223,7 @@
         <w:rPr>
           <w:b/>
         </w:rPr>
-        <w:t>5.000 USD/mes</w:t>
+        <w:t>3.000 USD/mes</w:t>
       </w:r>
       <w:r>
         <w:t xml:space="preserve"> en nivel Pro → </w:t>
@@ -1223,7 +1232,7 @@
         <w:rPr>
           <w:b/>
         </w:rPr>
-        <w:t>40 + 40 = 80 USD/mes</w:t>
+        <w:t>60 + 210 = 270 USD/mes</w:t>
       </w:r>
       <w:r>
         <w:t xml:space="preserve"> a Zonix vs </w:t>
@@ -1232,10 +1241,10 @@
         <w:rPr>
           <w:b/>
         </w:rPr>
-        <w:t>1.000–1.500 USD</w:t>
+        <w:t>~750 USD</w:t>
       </w:r>
       <w:r>
-        <w:t xml:space="preserve"> típico en agregador.</w:t>
+        <w:t xml:space="preserve"> típico en agregador al 25%.</w:t>
       </w:r>
     </w:p>
     <w:p>
@@ -1372,34 +1381,52 @@
     </w:p>
     <w:p>
       <w:r>
-        <w:t xml:space="preserve">- Burn promedio </w:t>
+        <w:t xml:space="preserve">- Burn esc.1 </w:t>
       </w:r>
       <w:r>
         <w:rPr>
           <w:b/>
         </w:rPr>
-        <w:t>~8.108 USD/mes</w:t>
+        <w:t>~14.346 USD/mes</w:t>
       </w:r>
       <w:r>
-        <w:t xml:space="preserve">; ingresos M12 </w:t>
+        <w:t xml:space="preserve"> (Y1 costos </w:t>
       </w:r>
       <w:r>
         <w:rPr>
           <w:b/>
         </w:rPr>
-        <w:t>~7.950</w:t>
+        <w:t>169.717</w:t>
       </w:r>
       <w:r>
-        <w:t xml:space="preserve"> vs burn </w:t>
+        <w:t xml:space="preserve">); ingresos M12 </w:t>
       </w:r>
       <w:r>
         <w:rPr>
           <w:b/>
         </w:rPr>
-        <w:t>~7.980</w:t>
+        <w:t>~29.892</w:t>
       </w:r>
       <w:r>
-        <w:t xml:space="preserve"> → casi equilibrio.</w:t>
+        <w:t xml:space="preserve"> → FCF M12 </w:t>
+      </w:r>
+      <w:r>
+        <w:rPr>
+          <w:b/>
+        </w:rPr>
+        <w:t>+15.546</w:t>
+      </w:r>
+      <w:r>
+        <w:t xml:space="preserve">; BE desde </w:t>
+      </w:r>
+      <w:r>
+        <w:rPr>
+          <w:b/>
+        </w:rPr>
+        <w:t>M5</w:t>
+      </w:r>
+      <w:r>
+        <w:t>.</w:t>
       </w:r>
     </w:p>
     <w:p>
@@ -1511,7 +1538,7 @@
               <w:rPr>
                 <w:sz w:val="20"/>
               </w:rPr>
-              <w:t>~112k</w:t>
+              <w:t>237.412</w:t>
             </w:r>
           </w:p>
         </w:tc>
@@ -1537,7 +1564,7 @@
               <w:rPr>
                 <w:sz w:val="20"/>
               </w:rPr>
-              <w:t>~18,66%</w:t>
+              <w:t>~39,57%</w:t>
             </w:r>
           </w:p>
         </w:tc>
@@ -1798,7 +1825,7 @@
         <w:rPr>
           <w:b/>
         </w:rPr>
-        <w:t>Pricing 25/40/55 + % GMV:</w:t>
+        <w:t>Pricing 45/60/70 + %GMV 8/7/5:</w:t>
       </w:r>
       <w:r>
         <w:t xml:space="preserve"> ¿reacción esperada del dueño de farmacia frente a PedidosYa? ¿Necesitamos waiver promocional más amplio?</w:t>
@@ -1971,7 +1998,7 @@
               <w:rPr>
                 <w:sz w:val="20"/>
               </w:rPr>
-              <w:t>**25/40/55 + % GMV** según volumen; ejemplo Pro 5k GMV → **~80 USD/mes**.</w:t>
+              <w:t>**45/60/70 + %GMV 8/7/5**; ejemplo Pro **3.000** GMV → **60 + 7%×3.000 = USD 270/mes**.</w:t>
             </w:r>
           </w:p>
         </w:tc>
@@ -2068,7 +2095,7 @@
               <w:rPr>
                 <w:sz w:val="20"/>
               </w:rPr>
-              <w:t>¿Por qué ~112k?</w:t>
+              <w:t>¿Por qué 237.412?</w:t>
             </w:r>
           </w:p>
         </w:tc>
@@ -2081,7 +2108,7 @@
               <w:rPr>
                 <w:sz w:val="20"/>
               </w:rPr>
-              <w:t>Fase 0 **~33,8k** + operación 12 meses + reserva; **4× Sales**, Co-CEO, dev junior, HQ Carabobo.</w:t>
+              <w:t>Fase 0 **50.260** + burn M1–M12 **172.152** + reserva **15.000**; **4× Sales**, Co-CEO, Dev, HQ Carabobo.</w:t>
             </w:r>
           </w:p>
         </w:tc>
@@ -2109,7 +2136,7 @@
               <w:rPr>
                 <w:sz w:val="20"/>
               </w:rPr>
-              <w:t>Casi **M12** con **~159 activas** y ARPF **~50**; burn **~7.980** vs ingresos **~7.950**.</w:t>
+              <w:t>**M5** (Esc.1) con **~85 activas**; ingresos M5 **15.980** &gt; burn **14.346**. M12: **159** activas / ingresos **29.892**.</w:t>
             </w:r>
           </w:p>
         </w:tc>
@@ -2137,7 +2164,7 @@
               <w:rPr>
                 <w:sz w:val="20"/>
               </w:rPr>
-              <w:t>**~7,2×** con CAC **139** y LTV **1.000** — placeholder hasta GMV real.</w:t>
+              <w:t>**~7,5×** con CAC **139** y LTV **1.040** — placeholder hasta GMV real.</w:t>
             </w:r>
           </w:p>
         </w:tc>
@@ -2247,7 +2274,7 @@
               <w:rPr>
                 <w:sz w:val="20"/>
               </w:rPr>
-              <w:t>Template YC adaptado por abogado VE; cap **600k**, **~18,66%** ref. Lean.</w:t>
+              <w:t>Template YC adaptado por abogado VE; cap **600k**, **~39,57%** ref. Lean.</w:t>
             </w:r>
           </w:p>
         </w:tc>
